--- a/ITTKI_Nazorat/docs/samples/izoh_BHMS11_IAS38_2025.docx
+++ b/ITTKI_Nazorat/docs/samples/izoh_BHMS11_IAS38_2025.docx
@@ -1724,7 +1724,7 @@
           <w:i/>
           <w:sz w:val="18"/>
         </w:rPr>
-        <w:t>Izoh ITTKI Nazorat dasturida 11.10.2026 sanada avtomatik tuzildi; raqamlar qarorlar mexanizmi hisob-kitoblaridan olingan.</w:t>
+        <w:t>Izoh ITTKI Nazorat dasturida 12.10.2026 sanada avtomatik tuzildi; raqamlar qarorlar mexanizmi hisob-kitoblaridan olingan.</w:t>
       </w:r>
     </w:p>
     <w:sectPr>

--- a/ITTKI_Nazorat/docs/samples/izoh_BHMS11_IAS38_2025.docx
+++ b/ITTKI_Nazorat/docs/samples/izoh_BHMS11_IAS38_2025.docx
@@ -1724,7 +1724,7 @@
           <w:i/>
           <w:sz w:val="18"/>
         </w:rPr>
-        <w:t>Izoh ITTKI Nazorat dasturida 12.10.2026 sanada avtomatik tuzildi; raqamlar qarorlar mexanizmi hisob-kitoblaridan olingan.</w:t>
+        <w:t>Izoh ITTKI Nazorat dasturida 11.10.2026 10:00:30 (Toshkent, UTC+5) da avtomatik tuzildi; raqamlar qarorlar mexanizmi hisob-kitoblaridan olingan.</w:t>
       </w:r>
     </w:p>
     <w:sectPr>
